--- a/ecoservizi/Supporto Presidia/02_Supporto/02_Template/14_ Schede prodotti chimici /disinfettante peracetico .docx
+++ b/ecoservizi/Supporto Presidia/02_Supporto/02_Template/14_ Schede prodotti chimici /disinfettante peracetico .docx
@@ -1,6 +1,6 @@
 
 <file path=word/document.xml><?xml version="1.0" encoding="utf-8"?>
-<w:document xmlns:wpc="http://schemas.microsoft.com/office/word/2010/wordprocessingCanvas" xmlns:cx="http://schemas.microsoft.com/office/drawing/2014/chartex" xmlns:cx1="http://schemas.microsoft.com/office/drawing/2015/9/8/chartex" xmlns:cx2="http://schemas.microsoft.com/office/drawing/2015/10/21/chartex" xmlns:cx3="http://schemas.microsoft.com/office/drawing/2016/5/9/chartex" xmlns:cx4="http://schemas.microsoft.com/office/drawing/2016/5/10/chartex" xmlns:cx5="http://schemas.microsoft.com/office/drawing/2016/5/11/chartex" xmlns:cx6="http://schemas.microsoft.com/office/drawing/2016/5/12/chartex" xmlns:cx7="http://schemas.microsoft.com/office/drawing/2016/5/13/chartex" xmlns:cx8="http://schemas.microsoft.com/office/drawing/2016/5/14/chartex" xmlns:mc="http://schemas.openxmlformats.org/markup-compatibility/2006" xmlns:aink="http://schemas.microsoft.com/office/drawing/2016/ink" xmlns:am3d="http://schemas.microsoft.com/office/drawing/2017/model3d" xmlns:o="urn:schemas-microsoft-com:office:office" xmlns:oel="http://schemas.microsoft.com/office/2019/extlst" xmlns:r="http://schemas.openxmlformats.org/officeDocument/2006/relationships" xmlns:m="http://schemas.openxmlformats.org/officeDocument/2006/math" xmlns:v="urn:schemas-microsoft-com:vml" xmlns:wp14="http://schemas.microsoft.com/office/word/2010/wordprocessingDrawing" xmlns:wp="http://schemas.openxmlformats.org/drawingml/2006/wordprocessingDrawing" xmlns:w10="urn:schemas-microsoft-com:office:word" xmlns:w="http://schemas.openxmlformats.org/wordprocessingml/2006/main" xmlns:w14="http://schemas.microsoft.com/office/word/2010/wordml" xmlns:w15="http://schemas.microsoft.com/office/word/2012/wordml" xmlns:w16cex="http://schemas.microsoft.com/office/word/2018/wordml/cex" xmlns:w16cid="http://schemas.microsoft.com/office/word/2016/wordml/cid" xmlns:w16="http://schemas.microsoft.com/office/word/2018/wordml" xmlns:w16du="http://schemas.microsoft.com/office/word/2023/wordml/word16du" xmlns:w16sdtdh="http://schemas.microsoft.com/office/word/2020/wordml/sdtdatahash" xmlns:w16se="http://schemas.microsoft.com/office/word/2015/wordml/symex" xmlns:wpg="http://schemas.microsoft.com/office/word/2010/wordprocessingGroup" xmlns:wpi="http://schemas.microsoft.com/office/word/2010/wordprocessingInk" xmlns:wne="http://schemas.microsoft.com/office/word/2006/wordml" xmlns:wps="http://schemas.microsoft.com/office/word/2010/wordprocessingShape" mc:Ignorable="w14 w15 w16se w16cid w16 w16cex w16sdtdh w16du wp14">
+<w:document xmlns:wpc="http://schemas.microsoft.com/office/word/2010/wordprocessingCanvas" xmlns:cx="http://schemas.microsoft.com/office/drawing/2014/chartex" xmlns:cx1="http://schemas.microsoft.com/office/drawing/2015/9/8/chartex" xmlns:cx2="http://schemas.microsoft.com/office/drawing/2015/10/21/chartex" xmlns:cx3="http://schemas.microsoft.com/office/drawing/2016/5/9/chartex" xmlns:cx4="http://schemas.microsoft.com/office/drawing/2016/5/10/chartex" xmlns:cx5="http://schemas.microsoft.com/office/drawing/2016/5/11/chartex" xmlns:cx6="http://schemas.microsoft.com/office/drawing/2016/5/12/chartex" xmlns:cx7="http://schemas.microsoft.com/office/drawing/2016/5/13/chartex" xmlns:cx8="http://schemas.microsoft.com/office/drawing/2016/5/14/chartex" xmlns:mc="http://schemas.openxmlformats.org/markup-compatibility/2006" xmlns:aink="http://schemas.microsoft.com/office/drawing/2016/ink" xmlns:am3d="http://schemas.microsoft.com/office/drawing/2017/model3d" xmlns:o="urn:schemas-microsoft-com:office:office" xmlns:oel="http://schemas.microsoft.com/office/2019/extlst" xmlns:r="http://schemas.openxmlformats.org/officeDocument/2006/relationships" xmlns:m="http://schemas.openxmlformats.org/officeDocument/2006/math" xmlns:v="urn:schemas-microsoft-com:vml" xmlns:wp14="http://schemas.microsoft.com/office/word/2010/wordprocessingDrawing" xmlns:wp="http://schemas.openxmlformats.org/drawingml/2006/wordprocessingDrawing" xmlns:w10="urn:schemas-microsoft-com:office:word" xmlns:w="http://schemas.openxmlformats.org/wordprocessingml/2006/main" xmlns:w14="http://schemas.microsoft.com/office/word/2010/wordml" xmlns:w15="http://schemas.microsoft.com/office/word/2012/wordml" xmlns:w16cex="http://schemas.microsoft.com/office/word/2018/wordml/cex" xmlns:w16cid="http://schemas.microsoft.com/office/word/2016/wordml/cid" xmlns:w16="http://schemas.microsoft.com/office/word/2018/wordml" xmlns:w16du="http://schemas.microsoft.com/office/word/2023/wordml/word16du" xmlns:w16sdtdh="http://schemas.microsoft.com/office/word/2020/wordml/sdtdatahash" xmlns:w16sdtfl="http://schemas.microsoft.com/office/word/2024/wordml/sdtformatlock" xmlns:w16se="http://schemas.microsoft.com/office/word/2015/wordml/symex" xmlns:wpg="http://schemas.microsoft.com/office/word/2010/wordprocessingGroup" xmlns:wpi="http://schemas.microsoft.com/office/word/2010/wordprocessingInk" xmlns:wne="http://schemas.microsoft.com/office/word/2006/wordml" xmlns:wps="http://schemas.microsoft.com/office/word/2010/wordprocessingShape" mc:Ignorable="w14 w15 w16se w16cid w16 w16cex w16sdtdh w16sdtfl w16du wp14">
   <w:body>
     <w:tbl>
       <w:tblPr>
@@ -363,7 +363,6 @@
               <w:bottom w:val="nil"/>
               <w:right w:val="nil"/>
             </w:tcBorders>
-            <w:shd w:val="clear" w:color="auto" w:fill="auto"/>
           </w:tcPr>
           <w:p>
             <w:pPr>
@@ -433,7 +432,6 @@
               <w:left w:val="nil"/>
               <w:bottom w:val="nil"/>
             </w:tcBorders>
-            <w:shd w:val="clear" w:color="auto" w:fill="auto"/>
           </w:tcPr>
           <w:p>
             <w:pPr>
@@ -461,7 +459,6 @@
               <w:bottom w:val="nil"/>
               <w:right w:val="nil"/>
             </w:tcBorders>
-            <w:shd w:val="clear" w:color="auto" w:fill="auto"/>
           </w:tcPr>
           <w:p>
             <w:pPr>
@@ -530,7 +527,6 @@
               <w:left w:val="nil"/>
               <w:bottom w:val="nil"/>
             </w:tcBorders>
-            <w:shd w:val="clear" w:color="auto" w:fill="auto"/>
           </w:tcPr>
           <w:p>
             <w:pPr>
@@ -557,7 +553,6 @@
               <w:bottom w:val="nil"/>
               <w:right w:val="nil"/>
             </w:tcBorders>
-            <w:shd w:val="clear" w:color="auto" w:fill="auto"/>
           </w:tcPr>
           <w:p>
             <w:pPr>
@@ -626,7 +621,6 @@
               <w:left w:val="nil"/>
               <w:bottom w:val="nil"/>
             </w:tcBorders>
-            <w:shd w:val="clear" w:color="auto" w:fill="auto"/>
           </w:tcPr>
           <w:p>
             <w:pPr>
@@ -663,7 +657,6 @@
               <w:bottom w:val="nil"/>
               <w:right w:val="nil"/>
             </w:tcBorders>
-            <w:shd w:val="clear" w:color="auto" w:fill="auto"/>
           </w:tcPr>
           <w:p>
             <w:pPr>
@@ -734,7 +727,6 @@
               <w:left w:val="nil"/>
               <w:bottom w:val="nil"/>
             </w:tcBorders>
-            <w:shd w:val="clear" w:color="auto" w:fill="auto"/>
           </w:tcPr>
           <w:p>
             <w:pPr>
@@ -763,7 +755,6 @@
               <w:bottom w:val="nil"/>
               <w:right w:val="nil"/>
             </w:tcBorders>
-            <w:shd w:val="clear" w:color="auto" w:fill="auto"/>
           </w:tcPr>
           <w:p>
             <w:pPr>
@@ -834,7 +825,6 @@
               <w:left w:val="nil"/>
               <w:bottom w:val="nil"/>
             </w:tcBorders>
-            <w:shd w:val="clear" w:color="auto" w:fill="auto"/>
           </w:tcPr>
           <w:p>
             <w:pPr>
@@ -862,7 +852,6 @@
               <w:bottom w:val="nil"/>
               <w:right w:val="nil"/>
             </w:tcBorders>
-            <w:shd w:val="clear" w:color="auto" w:fill="auto"/>
           </w:tcPr>
           <w:p>
             <w:pPr>
@@ -932,7 +921,6 @@
               <w:left w:val="nil"/>
               <w:bottom w:val="nil"/>
             </w:tcBorders>
-            <w:shd w:val="clear" w:color="auto" w:fill="auto"/>
           </w:tcPr>
           <w:p>
             <w:pPr>
@@ -965,7 +953,6 @@
               <w:top w:val="nil"/>
               <w:right w:val="nil"/>
             </w:tcBorders>
-            <w:shd w:val="clear" w:color="auto" w:fill="auto"/>
           </w:tcPr>
           <w:p>
             <w:pPr>
@@ -1034,7 +1021,6 @@
               <w:top w:val="nil"/>
               <w:left w:val="nil"/>
             </w:tcBorders>
-            <w:shd w:val="clear" w:color="auto" w:fill="auto"/>
           </w:tcPr>
           <w:p>
             <w:pPr>
@@ -1062,7 +1048,6 @@
               <w:top w:val="nil"/>
               <w:right w:val="nil"/>
             </w:tcBorders>
-            <w:shd w:val="clear" w:color="auto" w:fill="auto"/>
           </w:tcPr>
           <w:p>
             <w:pPr>
@@ -1131,7 +1116,6 @@
               <w:top w:val="nil"/>
               <w:left w:val="nil"/>
             </w:tcBorders>
-            <w:shd w:val="clear" w:color="auto" w:fill="auto"/>
           </w:tcPr>
           <w:p>
             <w:pPr>
@@ -1158,7 +1142,6 @@
               <w:top w:val="nil"/>
               <w:right w:val="nil"/>
             </w:tcBorders>
-            <w:shd w:val="clear" w:color="auto" w:fill="auto"/>
           </w:tcPr>
           <w:p>
             <w:pPr>
@@ -1227,7 +1210,6 @@
               <w:top w:val="nil"/>
               <w:left w:val="nil"/>
             </w:tcBorders>
-            <w:shd w:val="clear" w:color="auto" w:fill="auto"/>
           </w:tcPr>
           <w:p>
             <w:pPr>
@@ -1259,7 +1241,6 @@
           <w:tcPr>
             <w:tcW w:w="9628" w:type="dxa"/>
             <w:gridSpan w:val="22"/>
-            <w:shd w:val="clear" w:color="auto" w:fill="auto"/>
           </w:tcPr>
           <w:p>
             <w:pPr>
@@ -1320,15 +1301,6 @@
                 <w:szCs w:val="20"/>
               </w:rPr>
             </w:pPr>
-            <w:r>
-              <w:rPr>
-                <w:rFonts w:asciiTheme="minorHAnsi" w:hAnsiTheme="minorHAnsi"/>
-                <w:b/>
-                <w:sz w:val="20"/>
-                <w:szCs w:val="20"/>
-              </w:rPr>
-              <w:t>TLV – IBE</w:t>
-            </w:r>
           </w:p>
         </w:tc>
       </w:tr>
@@ -1359,56 +1331,15 @@
                 <w:sz w:val="16"/>
                 <w:szCs w:val="16"/>
               </w:rPr>
-              <w:fldChar w:fldCharType="begin">
-                <w:ffData>
-                  <w:name w:val=""/>
-                  <w:enabled/>
-                  <w:calcOnExit w:val="0"/>
-                  <w:checkBox>
-                    <w:sizeAuto/>
-                    <w:default w:val="1"/>
-                  </w:checkBox>
-                </w:ffData>
-              </w:fldChar>
-            </w:r>
-            <w:r>
-              <w:rPr>
-                <w:rFonts w:asciiTheme="minorHAnsi" w:hAnsiTheme="minorHAnsi"/>
-                <w:sz w:val="16"/>
-                <w:szCs w:val="16"/>
-              </w:rPr>
-              <w:instrText xml:space="preserve"> FORMCHECKBOX </w:instrText>
-            </w:r>
-            <w:r>
-              <w:rPr>
-                <w:rFonts w:asciiTheme="minorHAnsi" w:hAnsiTheme="minorHAnsi"/>
-                <w:sz w:val="16"/>
-                <w:szCs w:val="16"/>
-              </w:rPr>
-            </w:r>
-            <w:r>
-              <w:rPr>
-                <w:rFonts w:asciiTheme="minorHAnsi" w:hAnsiTheme="minorHAnsi"/>
-                <w:sz w:val="16"/>
-                <w:szCs w:val="16"/>
-              </w:rPr>
-              <w:fldChar w:fldCharType="separate"/>
-            </w:r>
-            <w:r>
-              <w:rPr>
-                <w:rFonts w:asciiTheme="minorHAnsi" w:hAnsiTheme="minorHAnsi"/>
-                <w:sz w:val="16"/>
-                <w:szCs w:val="16"/>
-              </w:rPr>
-              <w:fldChar w:fldCharType="end"/>
-            </w:r>
-            <w:r>
-              <w:rPr>
-                <w:rFonts w:asciiTheme="minorHAnsi" w:hAnsiTheme="minorHAnsi"/>
-                <w:sz w:val="16"/>
-                <w:szCs w:val="16"/>
-              </w:rPr>
-              <w:t xml:space="preserve"> Acido peracetico </w:t>
+              <w:t>Vedi SDS</w:t>
+            </w:r>
+            <w:r>
+              <w:rPr>
+                <w:rFonts w:asciiTheme="minorHAnsi" w:hAnsiTheme="minorHAnsi"/>
+                <w:sz w:val="16"/>
+                <w:szCs w:val="16"/>
+              </w:rPr>
+              <w:t xml:space="preserve"> </w:t>
             </w:r>
           </w:p>
         </w:tc>
@@ -2452,7 +2383,6 @@
               <w:left w:val="single" w:sz="12" w:space="0" w:color="auto"/>
               <w:bottom w:val="single" w:sz="12" w:space="0" w:color="auto"/>
             </w:tcBorders>
-            <w:shd w:val="clear" w:color="auto" w:fill="auto"/>
             <w:vAlign w:val="center"/>
           </w:tcPr>
           <w:p>
@@ -4360,7 +4290,6 @@
           <w:tcPr>
             <w:tcW w:w="2195" w:type="dxa"/>
             <w:gridSpan w:val="5"/>
-            <w:shd w:val="clear" w:color="auto" w:fill="auto"/>
           </w:tcPr>
           <w:p>
             <w:pPr>
@@ -4387,7 +4316,6 @@
           <w:tcPr>
             <w:tcW w:w="1824" w:type="dxa"/>
             <w:gridSpan w:val="6"/>
-            <w:shd w:val="clear" w:color="auto" w:fill="auto"/>
           </w:tcPr>
           <w:p>
             <w:pPr>
@@ -4414,7 +4342,6 @@
           <w:tcPr>
             <w:tcW w:w="3322" w:type="dxa"/>
             <w:gridSpan w:val="9"/>
-            <w:shd w:val="clear" w:color="auto" w:fill="auto"/>
           </w:tcPr>
           <w:p>
             <w:pPr>
@@ -4441,7 +4368,6 @@
           <w:tcPr>
             <w:tcW w:w="2287" w:type="dxa"/>
             <w:gridSpan w:val="2"/>
-            <w:shd w:val="clear" w:color="auto" w:fill="auto"/>
           </w:tcPr>
           <w:p>
             <w:pPr>
@@ -4473,7 +4399,6 @@
           <w:tcPr>
             <w:tcW w:w="2195" w:type="dxa"/>
             <w:gridSpan w:val="5"/>
-            <w:shd w:val="clear" w:color="auto" w:fill="auto"/>
           </w:tcPr>
           <w:p>
             <w:pPr>
@@ -4548,43 +4473,18 @@
                 <w:sz w:val="16"/>
                 <w:szCs w:val="16"/>
               </w:rPr>
-              <w:t xml:space="preserve">Occhiali protettivi ermetici </w:t>
-            </w:r>
-            <w:r>
-              <w:rPr>
-                <w:rFonts w:asciiTheme="minorHAnsi" w:hAnsiTheme="minorHAnsi"/>
-                <w:sz w:val="16"/>
-                <w:szCs w:val="16"/>
-              </w:rPr>
-              <w:t>(</w:t>
-            </w:r>
-            <w:proofErr w:type="spellStart"/>
-            <w:r>
-              <w:rPr>
-                <w:rFonts w:asciiTheme="minorHAnsi" w:hAnsiTheme="minorHAnsi"/>
+              <w:t xml:space="preserve">Occhiali: </w:t>
+            </w:r>
+            <w:r>
+              <w:rPr>
+                <w:rFonts w:asciiTheme="minorHAnsi" w:hAnsiTheme="minorHAnsi"/>
+                <w:b/>
                 <w:i/>
-                <w:sz w:val="16"/>
-                <w:szCs w:val="16"/>
-              </w:rPr>
-              <w:t>rif.</w:t>
-            </w:r>
-            <w:proofErr w:type="spellEnd"/>
-            <w:r>
-              <w:rPr>
-                <w:rFonts w:asciiTheme="minorHAnsi" w:hAnsiTheme="minorHAnsi"/>
-                <w:i/>
-                <w:sz w:val="16"/>
-                <w:szCs w:val="16"/>
-              </w:rPr>
-              <w:t xml:space="preserve"> norma EN 166</w:t>
-            </w:r>
-            <w:r>
-              <w:rPr>
-                <w:rFonts w:asciiTheme="minorHAnsi" w:hAnsiTheme="minorHAnsi"/>
-                <w:sz w:val="16"/>
-                <w:szCs w:val="16"/>
-              </w:rPr>
-              <w:t>)</w:t>
+                <w:iCs/>
+                <w:sz w:val="16"/>
+                <w:szCs w:val="16"/>
+              </w:rPr>
+              <w:t>UNI EN ISO 16321</w:t>
             </w:r>
           </w:p>
           <w:p>
@@ -4601,7 +4501,6 @@
           <w:tcPr>
             <w:tcW w:w="1824" w:type="dxa"/>
             <w:gridSpan w:val="6"/>
-            <w:shd w:val="clear" w:color="auto" w:fill="auto"/>
           </w:tcPr>
           <w:p>
             <w:pPr>
@@ -4720,7 +4619,6 @@
           <w:tcPr>
             <w:tcW w:w="3322" w:type="dxa"/>
             <w:gridSpan w:val="9"/>
-            <w:shd w:val="clear" w:color="auto" w:fill="auto"/>
           </w:tcPr>
           <w:p>
             <w:pPr>
@@ -4847,6 +4745,23 @@
                 <w:sz w:val="16"/>
                 <w:szCs w:val="16"/>
               </w:rPr>
+              <w:t>)</w:t>
+            </w:r>
+          </w:p>
+          <w:p>
+            <w:pPr>
+              <w:rPr>
+                <w:rFonts w:asciiTheme="minorHAnsi" w:hAnsiTheme="minorHAnsi"/>
+                <w:sz w:val="16"/>
+                <w:szCs w:val="16"/>
+              </w:rPr>
+            </w:pPr>
+            <w:r>
+              <w:rPr>
+                <w:rFonts w:asciiTheme="minorHAnsi" w:hAnsiTheme="minorHAnsi"/>
+                <w:sz w:val="16"/>
+                <w:szCs w:val="16"/>
+              </w:rPr>
               <w:fldChar w:fldCharType="begin">
                 <w:ffData>
                   <w:name w:val=""/>
@@ -4905,11 +4820,12 @@
                 <w:sz w:val="16"/>
                 <w:szCs w:val="16"/>
               </w:rPr>
-              <w:t xml:space="preserve">Maschera antigas </w:t>
-            </w:r>
-            <w:r>
-              <w:rPr>
-                <w:rFonts w:asciiTheme="minorHAnsi" w:hAnsiTheme="minorHAnsi"/>
+              <w:t xml:space="preserve">Filtri per maschera </w:t>
+            </w:r>
+            <w:r>
+              <w:rPr>
+                <w:rFonts w:asciiTheme="minorHAnsi" w:hAnsiTheme="minorHAnsi"/>
+                <w:i/>
                 <w:sz w:val="16"/>
                 <w:szCs w:val="16"/>
               </w:rPr>
@@ -4933,15 +4849,15 @@
                 <w:sz w:val="16"/>
                 <w:szCs w:val="16"/>
               </w:rPr>
-              <w:t xml:space="preserve"> norma EN 141</w:t>
-            </w:r>
-            <w:r>
-              <w:rPr>
-                <w:rFonts w:asciiTheme="minorHAnsi" w:hAnsiTheme="minorHAnsi"/>
-                <w:sz w:val="16"/>
-                <w:szCs w:val="16"/>
-              </w:rPr>
-              <w:t>)</w:t>
+              <w:t xml:space="preserve"> normativo EN 14387 )</w:t>
+            </w:r>
+            <w:r>
+              <w:rPr>
+                <w:rFonts w:asciiTheme="minorHAnsi" w:hAnsiTheme="minorHAnsi"/>
+                <w:sz w:val="16"/>
+                <w:szCs w:val="16"/>
+              </w:rPr>
+              <w:t xml:space="preserve">: </w:t>
             </w:r>
           </w:p>
           <w:p>
@@ -5007,66 +4923,106 @@
                 <w:sz w:val="16"/>
                 <w:szCs w:val="16"/>
               </w:rPr>
-              <w:t xml:space="preserve"> </w:t>
-            </w:r>
-            <w:r>
-              <w:rPr>
-                <w:rFonts w:asciiTheme="minorHAnsi" w:hAnsiTheme="minorHAnsi"/>
-                <w:b/>
-                <w:sz w:val="16"/>
-                <w:szCs w:val="16"/>
-              </w:rPr>
-              <w:t xml:space="preserve">Filtri per maschera </w:t>
-            </w:r>
-            <w:r>
-              <w:rPr>
-                <w:rFonts w:asciiTheme="minorHAnsi" w:hAnsiTheme="minorHAnsi"/>
-                <w:i/>
-                <w:sz w:val="16"/>
-                <w:szCs w:val="16"/>
-              </w:rPr>
-              <w:t>(</w:t>
-            </w:r>
-            <w:proofErr w:type="spellStart"/>
-            <w:r>
-              <w:rPr>
-                <w:rFonts w:asciiTheme="minorHAnsi" w:hAnsiTheme="minorHAnsi"/>
-                <w:i/>
-                <w:sz w:val="16"/>
-                <w:szCs w:val="16"/>
-              </w:rPr>
-              <w:t>rif.</w:t>
-            </w:r>
-            <w:proofErr w:type="spellEnd"/>
-            <w:r>
-              <w:rPr>
-                <w:rFonts w:asciiTheme="minorHAnsi" w:hAnsiTheme="minorHAnsi"/>
-                <w:i/>
-                <w:sz w:val="16"/>
-                <w:szCs w:val="16"/>
-              </w:rPr>
-              <w:t xml:space="preserve"> normativo EN </w:t>
-            </w:r>
-            <w:proofErr w:type="gramStart"/>
-            <w:r>
-              <w:rPr>
-                <w:rFonts w:asciiTheme="minorHAnsi" w:hAnsiTheme="minorHAnsi"/>
-                <w:i/>
-                <w:sz w:val="16"/>
-                <w:szCs w:val="16"/>
-              </w:rPr>
-              <w:t>14387 )</w:t>
-            </w:r>
-            <w:proofErr w:type="gramEnd"/>
-            <w:r>
-              <w:rPr>
-                <w:rFonts w:asciiTheme="minorHAnsi" w:hAnsiTheme="minorHAnsi"/>
-                <w:sz w:val="16"/>
-                <w:szCs w:val="16"/>
-              </w:rPr>
-              <w:t xml:space="preserve">: </w:t>
-            </w:r>
-          </w:p>
+              <w:t xml:space="preserve"> Altro: </w:t>
+            </w:r>
+            <w:r>
+              <w:rPr>
+                <w:rFonts w:asciiTheme="minorHAnsi" w:hAnsiTheme="minorHAnsi"/>
+                <w:sz w:val="16"/>
+                <w:szCs w:val="16"/>
+              </w:rPr>
+              <w:fldChar w:fldCharType="begin">
+                <w:ffData>
+                  <w:name w:val="Testo29"/>
+                  <w:enabled/>
+                  <w:calcOnExit w:val="0"/>
+                  <w:textInput/>
+                </w:ffData>
+              </w:fldChar>
+            </w:r>
+            <w:r>
+              <w:rPr>
+                <w:rFonts w:asciiTheme="minorHAnsi" w:hAnsiTheme="minorHAnsi"/>
+                <w:sz w:val="16"/>
+                <w:szCs w:val="16"/>
+              </w:rPr>
+              <w:instrText xml:space="preserve"> FORMTEXT </w:instrText>
+            </w:r>
+            <w:r>
+              <w:rPr>
+                <w:rFonts w:asciiTheme="minorHAnsi" w:hAnsiTheme="minorHAnsi"/>
+                <w:sz w:val="16"/>
+                <w:szCs w:val="16"/>
+              </w:rPr>
+            </w:r>
+            <w:r>
+              <w:rPr>
+                <w:rFonts w:asciiTheme="minorHAnsi" w:hAnsiTheme="minorHAnsi"/>
+                <w:sz w:val="16"/>
+                <w:szCs w:val="16"/>
+              </w:rPr>
+              <w:fldChar w:fldCharType="separate"/>
+            </w:r>
+            <w:r>
+              <w:rPr>
+                <w:rFonts w:asciiTheme="minorHAnsi" w:hAnsiTheme="minorHAnsi"/>
+                <w:noProof/>
+                <w:sz w:val="16"/>
+                <w:szCs w:val="16"/>
+              </w:rPr>
+              <w:t> </w:t>
+            </w:r>
+            <w:r>
+              <w:rPr>
+                <w:rFonts w:asciiTheme="minorHAnsi" w:hAnsiTheme="minorHAnsi"/>
+                <w:noProof/>
+                <w:sz w:val="16"/>
+                <w:szCs w:val="16"/>
+              </w:rPr>
+              <w:t> </w:t>
+            </w:r>
+            <w:r>
+              <w:rPr>
+                <w:rFonts w:asciiTheme="minorHAnsi" w:hAnsiTheme="minorHAnsi"/>
+                <w:noProof/>
+                <w:sz w:val="16"/>
+                <w:szCs w:val="16"/>
+              </w:rPr>
+              <w:t> </w:t>
+            </w:r>
+            <w:r>
+              <w:rPr>
+                <w:rFonts w:asciiTheme="minorHAnsi" w:hAnsiTheme="minorHAnsi"/>
+                <w:noProof/>
+                <w:sz w:val="16"/>
+                <w:szCs w:val="16"/>
+              </w:rPr>
+              <w:t> </w:t>
+            </w:r>
+            <w:r>
+              <w:rPr>
+                <w:rFonts w:asciiTheme="minorHAnsi" w:hAnsiTheme="minorHAnsi"/>
+                <w:noProof/>
+                <w:sz w:val="16"/>
+                <w:szCs w:val="16"/>
+              </w:rPr>
+              <w:t> </w:t>
+            </w:r>
+            <w:r>
+              <w:rPr>
+                <w:rFonts w:asciiTheme="minorHAnsi" w:hAnsiTheme="minorHAnsi"/>
+                <w:sz w:val="16"/>
+                <w:szCs w:val="16"/>
+              </w:rPr>
+              <w:fldChar w:fldCharType="end"/>
+            </w:r>
+          </w:p>
+        </w:tc>
+        <w:tc>
+          <w:tcPr>
+            <w:tcW w:w="2287" w:type="dxa"/>
+            <w:gridSpan w:val="2"/>
+          </w:tcPr>
           <w:p>
             <w:pPr>
               <w:rPr>
@@ -5130,170 +5086,6 @@
                 <w:sz w:val="16"/>
                 <w:szCs w:val="16"/>
               </w:rPr>
-              <w:t xml:space="preserve"> Altro: </w:t>
-            </w:r>
-            <w:r>
-              <w:rPr>
-                <w:rFonts w:asciiTheme="minorHAnsi" w:hAnsiTheme="minorHAnsi"/>
-                <w:sz w:val="16"/>
-                <w:szCs w:val="16"/>
-              </w:rPr>
-              <w:fldChar w:fldCharType="begin">
-                <w:ffData>
-                  <w:name w:val="Testo29"/>
-                  <w:enabled/>
-                  <w:calcOnExit w:val="0"/>
-                  <w:textInput/>
-                </w:ffData>
-              </w:fldChar>
-            </w:r>
-            <w:r>
-              <w:rPr>
-                <w:rFonts w:asciiTheme="minorHAnsi" w:hAnsiTheme="minorHAnsi"/>
-                <w:sz w:val="16"/>
-                <w:szCs w:val="16"/>
-              </w:rPr>
-              <w:instrText xml:space="preserve"> FORMTEXT </w:instrText>
-            </w:r>
-            <w:r>
-              <w:rPr>
-                <w:rFonts w:asciiTheme="minorHAnsi" w:hAnsiTheme="minorHAnsi"/>
-                <w:sz w:val="16"/>
-                <w:szCs w:val="16"/>
-              </w:rPr>
-            </w:r>
-            <w:r>
-              <w:rPr>
-                <w:rFonts w:asciiTheme="minorHAnsi" w:hAnsiTheme="minorHAnsi"/>
-                <w:sz w:val="16"/>
-                <w:szCs w:val="16"/>
-              </w:rPr>
-              <w:fldChar w:fldCharType="separate"/>
-            </w:r>
-            <w:r>
-              <w:rPr>
-                <w:rFonts w:asciiTheme="minorHAnsi" w:hAnsiTheme="minorHAnsi"/>
-                <w:noProof/>
-                <w:sz w:val="16"/>
-                <w:szCs w:val="16"/>
-              </w:rPr>
-              <w:t> </w:t>
-            </w:r>
-            <w:r>
-              <w:rPr>
-                <w:rFonts w:asciiTheme="minorHAnsi" w:hAnsiTheme="minorHAnsi"/>
-                <w:noProof/>
-                <w:sz w:val="16"/>
-                <w:szCs w:val="16"/>
-              </w:rPr>
-              <w:t> </w:t>
-            </w:r>
-            <w:r>
-              <w:rPr>
-                <w:rFonts w:asciiTheme="minorHAnsi" w:hAnsiTheme="minorHAnsi"/>
-                <w:noProof/>
-                <w:sz w:val="16"/>
-                <w:szCs w:val="16"/>
-              </w:rPr>
-              <w:t> </w:t>
-            </w:r>
-            <w:r>
-              <w:rPr>
-                <w:rFonts w:asciiTheme="minorHAnsi" w:hAnsiTheme="minorHAnsi"/>
-                <w:noProof/>
-                <w:sz w:val="16"/>
-                <w:szCs w:val="16"/>
-              </w:rPr>
-              <w:t> </w:t>
-            </w:r>
-            <w:r>
-              <w:rPr>
-                <w:rFonts w:asciiTheme="minorHAnsi" w:hAnsiTheme="minorHAnsi"/>
-                <w:noProof/>
-                <w:sz w:val="16"/>
-                <w:szCs w:val="16"/>
-              </w:rPr>
-              <w:t> </w:t>
-            </w:r>
-            <w:r>
-              <w:rPr>
-                <w:rFonts w:asciiTheme="minorHAnsi" w:hAnsiTheme="minorHAnsi"/>
-                <w:sz w:val="16"/>
-                <w:szCs w:val="16"/>
-              </w:rPr>
-              <w:fldChar w:fldCharType="end"/>
-            </w:r>
-          </w:p>
-        </w:tc>
-        <w:tc>
-          <w:tcPr>
-            <w:tcW w:w="2287" w:type="dxa"/>
-            <w:gridSpan w:val="2"/>
-            <w:shd w:val="clear" w:color="auto" w:fill="auto"/>
-          </w:tcPr>
-          <w:p>
-            <w:pPr>
-              <w:rPr>
-                <w:rFonts w:asciiTheme="minorHAnsi" w:hAnsiTheme="minorHAnsi"/>
-                <w:sz w:val="16"/>
-                <w:szCs w:val="16"/>
-              </w:rPr>
-            </w:pPr>
-            <w:r>
-              <w:rPr>
-                <w:rFonts w:asciiTheme="minorHAnsi" w:hAnsiTheme="minorHAnsi"/>
-                <w:sz w:val="16"/>
-                <w:szCs w:val="16"/>
-              </w:rPr>
-              <w:fldChar w:fldCharType="begin">
-                <w:ffData>
-                  <w:name w:val=""/>
-                  <w:enabled/>
-                  <w:calcOnExit w:val="0"/>
-                  <w:checkBox>
-                    <w:sizeAuto/>
-                    <w:default w:val="0"/>
-                  </w:checkBox>
-                </w:ffData>
-              </w:fldChar>
-            </w:r>
-            <w:r>
-              <w:rPr>
-                <w:rFonts w:asciiTheme="minorHAnsi" w:hAnsiTheme="minorHAnsi"/>
-                <w:sz w:val="16"/>
-                <w:szCs w:val="16"/>
-              </w:rPr>
-              <w:instrText xml:space="preserve"> FORMCHECKBOX </w:instrText>
-            </w:r>
-            <w:r>
-              <w:rPr>
-                <w:rFonts w:asciiTheme="minorHAnsi" w:hAnsiTheme="minorHAnsi"/>
-                <w:sz w:val="16"/>
-                <w:szCs w:val="16"/>
-              </w:rPr>
-            </w:r>
-            <w:r>
-              <w:rPr>
-                <w:rFonts w:asciiTheme="minorHAnsi" w:hAnsiTheme="minorHAnsi"/>
-                <w:sz w:val="16"/>
-                <w:szCs w:val="16"/>
-              </w:rPr>
-              <w:fldChar w:fldCharType="separate"/>
-            </w:r>
-            <w:r>
-              <w:rPr>
-                <w:rFonts w:asciiTheme="minorHAnsi" w:hAnsiTheme="minorHAnsi"/>
-                <w:sz w:val="16"/>
-                <w:szCs w:val="16"/>
-              </w:rPr>
-              <w:fldChar w:fldCharType="end"/>
-            </w:r>
-            <w:r>
-              <w:rPr>
-                <w:rFonts w:asciiTheme="minorHAnsi" w:hAnsiTheme="minorHAnsi"/>
-                <w:sz w:val="16"/>
-                <w:szCs w:val="16"/>
-              </w:rPr>
               <w:t xml:space="preserve"> </w:t>
             </w:r>
             <w:r>
@@ -5303,43 +5095,7 @@
                 <w:sz w:val="16"/>
                 <w:szCs w:val="16"/>
               </w:rPr>
-              <w:t xml:space="preserve">Indumenti da lavoro con maniche lunghe e calzature di sicurezza per uso professionale </w:t>
-            </w:r>
-            <w:r>
-              <w:rPr>
-                <w:rFonts w:asciiTheme="minorHAnsi" w:hAnsiTheme="minorHAnsi"/>
-                <w:sz w:val="16"/>
-                <w:szCs w:val="16"/>
-              </w:rPr>
-              <w:t>(</w:t>
-            </w:r>
-            <w:proofErr w:type="spellStart"/>
-            <w:r>
-              <w:rPr>
-                <w:rFonts w:asciiTheme="minorHAnsi" w:hAnsiTheme="minorHAnsi"/>
-                <w:i/>
-                <w:sz w:val="16"/>
-                <w:szCs w:val="16"/>
-              </w:rPr>
-              <w:t>rif.</w:t>
-            </w:r>
-            <w:proofErr w:type="spellEnd"/>
-            <w:r>
-              <w:rPr>
-                <w:rFonts w:asciiTheme="minorHAnsi" w:hAnsiTheme="minorHAnsi"/>
-                <w:i/>
-                <w:sz w:val="16"/>
-                <w:szCs w:val="16"/>
-              </w:rPr>
-              <w:t xml:space="preserve"> norma EN 20344</w:t>
-            </w:r>
-            <w:r>
-              <w:rPr>
-                <w:rFonts w:asciiTheme="minorHAnsi" w:hAnsiTheme="minorHAnsi"/>
-                <w:sz w:val="16"/>
-                <w:szCs w:val="16"/>
-              </w:rPr>
-              <w:t>)</w:t>
+              <w:t xml:space="preserve">Indumenti da lavoro </w:t>
             </w:r>
           </w:p>
         </w:tc>
@@ -5357,7 +5113,7 @@
 </file>
 
 <file path=word/styles.xml><?xml version="1.0" encoding="utf-8"?>
-<w:styles xmlns:mc="http://schemas.openxmlformats.org/markup-compatibility/2006" xmlns:r="http://schemas.openxmlformats.org/officeDocument/2006/relationships" xmlns:w="http://schemas.openxmlformats.org/wordprocessingml/2006/main" xmlns:w14="http://schemas.microsoft.com/office/word/2010/wordml" xmlns:w15="http://schemas.microsoft.com/office/word/2012/wordml" xmlns:w16cex="http://schemas.microsoft.com/office/word/2018/wordml/cex" xmlns:w16cid="http://schemas.microsoft.com/office/word/2016/wordml/cid" xmlns:w16="http://schemas.microsoft.com/office/word/2018/wordml" xmlns:w16du="http://schemas.microsoft.com/office/word/2023/wordml/word16du" xmlns:w16sdtdh="http://schemas.microsoft.com/office/word/2020/wordml/sdtdatahash" xmlns:w16se="http://schemas.microsoft.com/office/word/2015/wordml/symex" mc:Ignorable="w14 w15 w16se w16cid w16 w16cex w16sdtdh w16du">
+<w:styles xmlns:mc="http://schemas.openxmlformats.org/markup-compatibility/2006" xmlns:r="http://schemas.openxmlformats.org/officeDocument/2006/relationships" xmlns:w="http://schemas.openxmlformats.org/wordprocessingml/2006/main" xmlns:w14="http://schemas.microsoft.com/office/word/2010/wordml" xmlns:w15="http://schemas.microsoft.com/office/word/2012/wordml" xmlns:w16cex="http://schemas.microsoft.com/office/word/2018/wordml/cex" xmlns:w16cid="http://schemas.microsoft.com/office/word/2016/wordml/cid" xmlns:w16="http://schemas.microsoft.com/office/word/2018/wordml" xmlns:w16du="http://schemas.microsoft.com/office/word/2023/wordml/word16du" xmlns:w16sdtdh="http://schemas.microsoft.com/office/word/2020/wordml/sdtdatahash" xmlns:w16sdtfl="http://schemas.microsoft.com/office/word/2024/wordml/sdtformatlock" xmlns:w16se="http://schemas.microsoft.com/office/word/2015/wordml/symex" mc:Ignorable="w14 w15 w16se w16cid w16 w16cex w16sdtdh w16sdtfl w16du">
   <w:docDefaults>
     <w:rPrDefault>
       <w:rPr>
@@ -5960,7 +5716,6 @@
   <w:style w:type="character" w:default="1" w:styleId="Carpredefinitoparagrafo">
     <w:name w:val="Default Paragraph Font"/>
     <w:uiPriority w:val="1"/>
-    <w:semiHidden/>
     <w:unhideWhenUsed/>
   </w:style>
   <w:style w:type="table" w:default="1" w:styleId="Tabellanormale">
